--- a/policies/build/chapters_v2/PSQ/HCO_PSQ_4_v2_REWRITE_DRAFT.docx
+++ b/policies/build/chapters_v2/PSQ/HCO_PSQ_4_v2_REWRITE_DRAFT.docx
@@ -335,11 +335,25 @@
       </w:r>
     </w:p>
     <w:p>
+      <w:pPr/>
+      <w:r>
+        <w:t>PDSA (Plan-Do-Study-Act) tests a change on a small scale, studies the result, then decides whether to adopt, adapt or abandon it. Six Sigma targets near-elimination of defects using the DMAIC cycle (Define-Measure-Analyse-Improve-Control). Lean focuses on removing waste and non-value-adding steps from a process. Alongside a methodology, the organisation uses appropriate tools depending on the project — for example root-cause analysis and fishbone (cause-and-effect) diagrams to find causes, Pareto analysis to rank causes by frequency, run charts and control charts to track a measure over time, and flow charts to map the process being improved.</w:t>
+      </w:r>
+    </w:p>
+    <w:p>
       <w:pPr>
         <w:pStyle w:val="Heading2"/>
       </w:pPr>
       <w:r>
         <w:t>3.3 Outcomes</w:t>
+      </w:r>
+    </w:p>
+    <w:p>
+      <w:pPr>
+        <w:pStyle w:val="Heading2"/>
+      </w:pPr>
+      <w:r>
+        <w:t>Quality improvement projects are centred on six domains of healthcare quality: patient safety, cost-effectiveness, patient-centredness, timeliness, efficiency, and equity in healthcare — a project should show its intended impact on at least one of these.</w:t>
       </w:r>
     </w:p>
     <w:p>
@@ -1433,7 +1447,7 @@
     <w:p>
       <w:pPr/>
       <w:r>
-        <w:t>This document is not issued by, endorsed by, or affiliated with NABH, the World Health Organization, the National Centre for Disease Control, the Food Safety and Standards Authority of India, any Pollution Control Board, or any other body named in it. Wording is original; no text has been reproduced from the standards, rules or guidelines referenced.</w:t>
+        <w:t>This document is not issued by, endorsed by, or affiliated with NABH or any other body named in it. Wording is original; no text has been reproduced from the standards, rules or guidelines referenced.</w:t>
       </w:r>
     </w:p>
     <w:sectPr>
